--- a/paper/cover_letter.docx
+++ b/paper/cover_letter.docx
@@ -153,21 +153,21 @@
           <w:sz w:val="24"/>
           <w:szCs w:val="24"/>
         </w:rPr>
-        <w:t xml:space="preserve">First, on evaluation. All model selection, including early stopping, now uses inner validation sets only, and performance is reported exclusively on test folds that play no part in training or tuning, under stratified five-fold cross-validation at the level of the unique recording. A second, stricter scheme additionally prevents recordings from the same recording session from appearing on both sides of any partition, and results hold under both.</w:t>
-      </w:r>
-    </w:p>
-    <w:p>
-      <w:pPr>
-        <w:spacing w:after="160" w:line="276"/>
-        <w:jc w:val="left"/>
-      </w:pPr>
-      <w:r>
-        <w:rPr>
-          <w:rFonts w:ascii="Times New Roman" w:cs="Times New Roman" w:eastAsia="Times New Roman" w:hAnsi="Times New Roman"/>
-          <w:sz w:val="24"/>
-          <w:szCs w:val="24"/>
-        </w:rPr>
-        <w:t xml:space="preserve">Second, on data scale and duplication. No audio file is duplicated anywhere in the pipeline. Recordings are instead segmented into three-second vocalisation windows, which raises the number of genuine training instances tenfold, and class imbalance is handled by loss weighting. A content-hash audit also removed six duplicate files present in the archives themselves.</w:t>
+        <w:t xml:space="preserve">First, on evaluation. All model selection, including early stopping, now uses inner validation sets only, and performance is reported exclusively on test folds that play no part in training or tuning, under stratified five-fold cross-validation at the level of the unique recording. A second, stricter scheme additionally prevents recordings from the same recording session from appearing on both sides of any partition, and results are consistent under both, with the caveat that the stricter scheme cannot test the eleven single-session Jerdon's Courser recordings.</w:t>
+      </w:r>
+    </w:p>
+    <w:p>
+      <w:pPr>
+        <w:spacing w:after="160" w:line="276"/>
+        <w:jc w:val="left"/>
+      </w:pPr>
+      <w:r>
+        <w:rPr>
+          <w:rFonts w:ascii="Times New Roman" w:cs="Times New Roman" w:eastAsia="Times New Roman" w:hAnsi="Times New Roman"/>
+          <w:sz w:val="24"/>
+          <w:szCs w:val="24"/>
+        </w:rPr>
+        <w:t xml:space="preserve">Second, on data scale and duplication. No audio file is duplicated anywhere in the pipeline. Recordings are instead segmented into three-second vocalisation windows, which raises the number of training instances by an order of magnitude without duplicating any file, and class imbalance is handled by loss weighting. A content-hash audit also removed six duplicate files present in the archives themselves.</w:t>
       </w:r>
     </w:p>
     <w:p>
